--- a/tillsyn/A 36932-2025 tillsynsbegäran.docx
+++ b/tillsyn/A 36932-2025 tillsynsbegäran.docx
@@ -870,7 +870,7 @@
     <w:r>
       <w:tab/>
       <w:tab/>
-      <w:t>2025-09-22</w:t>
+      <w:t>2025-09-23</w:t>
       <w:br/>
       <w:br/>
     </w:r>

--- a/tillsyn/A 36932-2025 tillsynsbegäran.docx
+++ b/tillsyn/A 36932-2025 tillsynsbegäran.docx
@@ -870,7 +870,7 @@
     <w:r>
       <w:tab/>
       <w:tab/>
-      <w:t>2025-09-23</w:t>
+      <w:t>2025-09-24</w:t>
       <w:br/>
       <w:br/>
     </w:r>

--- a/tillsyn/A 36932-2025 tillsynsbegäran.docx
+++ b/tillsyn/A 36932-2025 tillsynsbegäran.docx
@@ -870,7 +870,7 @@
     <w:r>
       <w:tab/>
       <w:tab/>
-      <w:t>2025-09-24</w:t>
+      <w:t>2025-09-25</w:t>
       <w:br/>
       <w:br/>
     </w:r>

--- a/tillsyn/A 36932-2025 tillsynsbegäran.docx
+++ b/tillsyn/A 36932-2025 tillsynsbegäran.docx
@@ -870,7 +870,7 @@
     <w:r>
       <w:tab/>
       <w:tab/>
-      <w:t>2025-09-25</w:t>
+      <w:t>2025-09-26</w:t>
       <w:br/>
       <w:br/>
     </w:r>

--- a/tillsyn/A 36932-2025 tillsynsbegäran.docx
+++ b/tillsyn/A 36932-2025 tillsynsbegäran.docx
@@ -870,7 +870,7 @@
     <w:r>
       <w:tab/>
       <w:tab/>
-      <w:t>2025-09-26</w:t>
+      <w:t>2025-09-27</w:t>
       <w:br/>
       <w:br/>
     </w:r>

--- a/tillsyn/A 36932-2025 tillsynsbegäran.docx
+++ b/tillsyn/A 36932-2025 tillsynsbegäran.docx
@@ -254,7 +254,7 @@
     </w:p>
     <w:p>
       <w:r>
-        <w:t>I det avverkningsanmälda området finns 18 fyndplatser för knärot registrerade på Artportalen. Figur 2 visar gränserna för buffertzoner på 50 m, som behöver lämnas kring fyndplatserna för att knärotslokalerna inte ska försvinna vid en avverkning. Av det avverkningsanmälda området överlappar 3.36 ha med buffertzonerna och får av detta skäl inte avverkas.</w:t>
+        <w:t>I det avverkningsanmälda området finns 25 fyndplatser för knärot registrerade på Artportalen. Figur 2 visar gränserna för buffertzoner på 50 m, som behöver lämnas kring fyndplatserna för att knärotslokalerna inte ska försvinna vid en avverkning. Av det avverkningsanmälda området överlappar 5.23 ha med buffertzonerna och får av detta skäl inte avverkas.</w:t>
       </w:r>
     </w:p>
     <w:p>
@@ -870,7 +870,7 @@
     <w:r>
       <w:tab/>
       <w:tab/>
-      <w:t>2025-09-27</w:t>
+      <w:t>2025-09-28</w:t>
       <w:br/>
       <w:br/>
     </w:r>

--- a/tillsyn/A 36932-2025 tillsynsbegäran.docx
+++ b/tillsyn/A 36932-2025 tillsynsbegäran.docx
@@ -870,7 +870,7 @@
     <w:r>
       <w:tab/>
       <w:tab/>
-      <w:t>2025-09-28</w:t>
+      <w:t>2025-09-29</w:t>
       <w:br/>
       <w:br/>
     </w:r>

--- a/tillsyn/A 36932-2025 tillsynsbegäran.docx
+++ b/tillsyn/A 36932-2025 tillsynsbegäran.docx
@@ -870,7 +870,7 @@
     <w:r>
       <w:tab/>
       <w:tab/>
-      <w:t>2025-09-29</w:t>
+      <w:t>2025-09-30</w:t>
       <w:br/>
       <w:br/>
     </w:r>

--- a/tillsyn/A 36932-2025 tillsynsbegäran.docx
+++ b/tillsyn/A 36932-2025 tillsynsbegäran.docx
@@ -870,7 +870,7 @@
     <w:r>
       <w:tab/>
       <w:tab/>
-      <w:t>2025-09-30</w:t>
+      <w:t>2025-10-01</w:t>
       <w:br/>
       <w:br/>
     </w:r>

--- a/tillsyn/A 36932-2025 tillsynsbegäran.docx
+++ b/tillsyn/A 36932-2025 tillsynsbegäran.docx
@@ -870,7 +870,7 @@
     <w:r>
       <w:tab/>
       <w:tab/>
-      <w:t>2025-10-01</w:t>
+      <w:t>2025-10-02</w:t>
       <w:br/>
       <w:br/>
     </w:r>

--- a/tillsyn/A 36932-2025 tillsynsbegäran.docx
+++ b/tillsyn/A 36932-2025 tillsynsbegäran.docx
@@ -870,7 +870,7 @@
     <w:r>
       <w:tab/>
       <w:tab/>
-      <w:t>2025-10-02</w:t>
+      <w:t>2025-10-03</w:t>
       <w:br/>
       <w:br/>
     </w:r>

--- a/tillsyn/A 36932-2025 tillsynsbegäran.docx
+++ b/tillsyn/A 36932-2025 tillsynsbegäran.docx
@@ -870,7 +870,7 @@
     <w:r>
       <w:tab/>
       <w:tab/>
-      <w:t>2025-10-03</w:t>
+      <w:t>2025-10-04</w:t>
       <w:br/>
       <w:br/>
     </w:r>

--- a/tillsyn/A 36932-2025 tillsynsbegäran.docx
+++ b/tillsyn/A 36932-2025 tillsynsbegäran.docx
@@ -254,7 +254,7 @@
     </w:p>
     <w:p>
       <w:r>
-        <w:t>I det avverkningsanmälda området finns 25 fyndplatser för knärot registrerade på Artportalen. Figur 2 visar gränserna för buffertzoner på 50 m, som behöver lämnas kring fyndplatserna för att knärotslokalerna inte ska försvinna vid en avverkning. Av det avverkningsanmälda området överlappar 5.23 ha med buffertzonerna och får av detta skäl inte avverkas.</w:t>
+        <w:t>I det avverkningsanmälda området finns 26 fyndplatser för knärot registrerade på Artportalen. Figur 2 visar gränserna för buffertzoner på 50 m, som behöver lämnas kring fyndplatserna för att knärotslokalerna inte ska försvinna vid en avverkning. Av det avverkningsanmälda området överlappar 5.25 ha med buffertzonerna och får av detta skäl inte avverkas.</w:t>
       </w:r>
     </w:p>
     <w:p>
@@ -870,7 +870,7 @@
     <w:r>
       <w:tab/>
       <w:tab/>
-      <w:t>2025-10-04</w:t>
+      <w:t>2025-10-05</w:t>
       <w:br/>
       <w:br/>
     </w:r>

--- a/tillsyn/A 36932-2025 tillsynsbegäran.docx
+++ b/tillsyn/A 36932-2025 tillsynsbegäran.docx
@@ -870,7 +870,7 @@
     <w:r>
       <w:tab/>
       <w:tab/>
-      <w:t>2025-10-05</w:t>
+      <w:t>2025-10-06</w:t>
       <w:br/>
       <w:br/>
     </w:r>

--- a/tillsyn/A 36932-2025 tillsynsbegäran.docx
+++ b/tillsyn/A 36932-2025 tillsynsbegäran.docx
@@ -870,7 +870,7 @@
     <w:r>
       <w:tab/>
       <w:tab/>
-      <w:t>2025-10-06</w:t>
+      <w:t>2025-10-07</w:t>
       <w:br/>
       <w:br/>
     </w:r>

--- a/tillsyn/A 36932-2025 tillsynsbegäran.docx
+++ b/tillsyn/A 36932-2025 tillsynsbegäran.docx
@@ -870,7 +870,7 @@
     <w:r>
       <w:tab/>
       <w:tab/>
-      <w:t>2025-10-07</w:t>
+      <w:t>2025-10-08</w:t>
       <w:br/>
       <w:br/>
     </w:r>

--- a/tillsyn/A 36932-2025 tillsynsbegäran.docx
+++ b/tillsyn/A 36932-2025 tillsynsbegäran.docx
@@ -870,7 +870,7 @@
     <w:r>
       <w:tab/>
       <w:tab/>
-      <w:t>2025-10-08</w:t>
+      <w:t>2025-10-09</w:t>
       <w:br/>
       <w:br/>
     </w:r>

--- a/tillsyn/A 36932-2025 tillsynsbegäran.docx
+++ b/tillsyn/A 36932-2025 tillsynsbegäran.docx
@@ -870,7 +870,7 @@
     <w:r>
       <w:tab/>
       <w:tab/>
-      <w:t>2025-10-09</w:t>
+      <w:t>2025-10-10</w:t>
       <w:br/>
       <w:br/>
     </w:r>

--- a/tillsyn/A 36932-2025 tillsynsbegäran.docx
+++ b/tillsyn/A 36932-2025 tillsynsbegäran.docx
@@ -870,7 +870,7 @@
     <w:r>
       <w:tab/>
       <w:tab/>
-      <w:t>2025-10-10</w:t>
+      <w:t>2025-10-11</w:t>
       <w:br/>
       <w:br/>
     </w:r>

--- a/tillsyn/A 36932-2025 tillsynsbegäran.docx
+++ b/tillsyn/A 36932-2025 tillsynsbegäran.docx
@@ -870,7 +870,7 @@
     <w:r>
       <w:tab/>
       <w:tab/>
-      <w:t>2025-10-16</w:t>
+      <w:t>2025-10-17</w:t>
       <w:br/>
       <w:br/>
     </w:r>

--- a/tillsyn/A 36932-2025 tillsynsbegäran.docx
+++ b/tillsyn/A 36932-2025 tillsynsbegäran.docx
@@ -870,7 +870,7 @@
     <w:r>
       <w:tab/>
       <w:tab/>
-      <w:t>2025-10-17</w:t>
+      <w:t>2025-10-18</w:t>
       <w:br/>
       <w:br/>
     </w:r>

--- a/tillsyn/A 36932-2025 tillsynsbegäran.docx
+++ b/tillsyn/A 36932-2025 tillsynsbegäran.docx
@@ -870,7 +870,7 @@
     <w:r>
       <w:tab/>
       <w:tab/>
-      <w:t>2025-10-18</w:t>
+      <w:t>2025-10-19</w:t>
       <w:br/>
       <w:br/>
     </w:r>

--- a/tillsyn/A 36932-2025 tillsynsbegäran.docx
+++ b/tillsyn/A 36932-2025 tillsynsbegäran.docx
@@ -870,7 +870,7 @@
     <w:r>
       <w:tab/>
       <w:tab/>
-      <w:t>2025-10-19</w:t>
+      <w:t>2025-10-20</w:t>
       <w:br/>
       <w:br/>
     </w:r>

--- a/tillsyn/A 36932-2025 tillsynsbegäran.docx
+++ b/tillsyn/A 36932-2025 tillsynsbegäran.docx
@@ -870,7 +870,7 @@
     <w:r>
       <w:tab/>
       <w:tab/>
-      <w:t>2025-10-20</w:t>
+      <w:t>2025-10-21</w:t>
       <w:br/>
       <w:br/>
     </w:r>

--- a/tillsyn/A 36932-2025 tillsynsbegäran.docx
+++ b/tillsyn/A 36932-2025 tillsynsbegäran.docx
@@ -249,7 +249,7 @@
         <w:t>Pucciniastrum goodyerae</w:t>
       </w:r>
       <w:r>
-        <w:t xml:space="preserve"> är klassad som NE (ej bedömd) i rödlistan(SLU Artdatabanken, 2024).</w:t>
+        <w:t xml:space="preserve"> är klassad som NE (ej bedömd) i rödlistan (SLU Artdatabanken, 2024).</w:t>
       </w:r>
     </w:p>
     <w:p>
@@ -333,6 +333,17 @@
     </w:p>
     <w:p>
       <w:r>
+        <w:rPr>
+          <w:b/>
+        </w:rPr>
+        <w:t>Tjäder (§4)</w:t>
+      </w:r>
+      <w:r>
+        <w:t xml:space="preserve"> är en utpräglad skogsfågel knuten till större sammanhängande barrskogsområden. Tupparna och hönorna utnyttjar till viss del olika miljöer, och habitatvalet varierar dessutom mellan olika delar av året. För att det ska finnas livskraftiga tjäderbestånd krävs funktionella skogslandskap med en blandning av uppvuxen, gles och luckig skog, täta sumpskogar, myrar och andra små våtmarker. Arten försvinner när skogen fragmenteras och den sammanlagda arealen hyggen och andra öppna områden blir för stor. Ett småskaligt och försiktigt virkesuttag genom hyggesfria metoder kan i vissa fall vara möjligt i området inom 200 m från lekcentrum. Längre ut från lekcentrum, inom 200–500 m bör den avverkade ytan inte överskrida 1 hektar för att undvika alltför stora och snabba förändringar (Skogsstyrelsen, 2019).</w:t>
+      </w:r>
+    </w:p>
+    <w:p>
+      <w:r>
         <w:t>I BILAGA 1 finns mer detaljerad information om ekologi samt krav på livsmiljö hos fridlysta arter.</w:t>
       </w:r>
     </w:p>
@@ -870,7 +881,7 @@
     <w:r>
       <w:tab/>
       <w:tab/>
-      <w:t>2025-10-21</w:t>
+      <w:t>2025-10-22</w:t>
       <w:br/>
       <w:br/>
     </w:r>

--- a/tillsyn/A 36932-2025 tillsynsbegäran.docx
+++ b/tillsyn/A 36932-2025 tillsynsbegäran.docx
@@ -881,7 +881,7 @@
     <w:r>
       <w:tab/>
       <w:tab/>
-      <w:t>2025-10-22</w:t>
+      <w:t>2025-10-23</w:t>
       <w:br/>
       <w:br/>
     </w:r>

--- a/tillsyn/A 36932-2025 tillsynsbegäran.docx
+++ b/tillsyn/A 36932-2025 tillsynsbegäran.docx
@@ -881,7 +881,7 @@
     <w:r>
       <w:tab/>
       <w:tab/>
-      <w:t>2025-10-23</w:t>
+      <w:t>2025-10-24</w:t>
       <w:br/>
       <w:br/>
     </w:r>

--- a/tillsyn/A 36932-2025 tillsynsbegäran.docx
+++ b/tillsyn/A 36932-2025 tillsynsbegäran.docx
@@ -881,7 +881,7 @@
     <w:r>
       <w:tab/>
       <w:tab/>
-      <w:t>2025-10-24</w:t>
+      <w:t>2025-10-25</w:t>
       <w:br/>
       <w:br/>
     </w:r>

--- a/tillsyn/A 36932-2025 tillsynsbegäran.docx
+++ b/tillsyn/A 36932-2025 tillsynsbegäran.docx
@@ -881,7 +881,7 @@
     <w:r>
       <w:tab/>
       <w:tab/>
-      <w:t>2025-10-25</w:t>
+      <w:t>2025-10-26</w:t>
       <w:br/>
       <w:br/>
     </w:r>

--- a/tillsyn/A 36932-2025 tillsynsbegäran.docx
+++ b/tillsyn/A 36932-2025 tillsynsbegäran.docx
@@ -881,7 +881,7 @@
     <w:r>
       <w:tab/>
       <w:tab/>
-      <w:t>2025-10-26</w:t>
+      <w:t>2025-10-27</w:t>
       <w:br/>
       <w:br/>
     </w:r>

--- a/tillsyn/A 36932-2025 tillsynsbegäran.docx
+++ b/tillsyn/A 36932-2025 tillsynsbegäran.docx
@@ -881,7 +881,7 @@
     <w:r>
       <w:tab/>
       <w:tab/>
-      <w:t>2025-10-27</w:t>
+      <w:t>2025-10-28</w:t>
       <w:br/>
       <w:br/>
     </w:r>

--- a/tillsyn/A 36932-2025 tillsynsbegäran.docx
+++ b/tillsyn/A 36932-2025 tillsynsbegäran.docx
@@ -881,7 +881,7 @@
     <w:r>
       <w:tab/>
       <w:tab/>
-      <w:t>2025-10-28</w:t>
+      <w:t>2025-10-29</w:t>
       <w:br/>
       <w:br/>
     </w:r>

--- a/tillsyn/A 36932-2025 tillsynsbegäran.docx
+++ b/tillsyn/A 36932-2025 tillsynsbegäran.docx
@@ -881,7 +881,7 @@
     <w:r>
       <w:tab/>
       <w:tab/>
-      <w:t>2025-10-29</w:t>
+      <w:t>2025-10-30</w:t>
       <w:br/>
       <w:br/>
     </w:r>

--- a/tillsyn/A 36932-2025 tillsynsbegäran.docx
+++ b/tillsyn/A 36932-2025 tillsynsbegäran.docx
@@ -881,7 +881,7 @@
     <w:r>
       <w:tab/>
       <w:tab/>
-      <w:t>2025-10-30</w:t>
+      <w:t>2025-10-31</w:t>
       <w:br/>
       <w:br/>
     </w:r>

--- a/tillsyn/A 36932-2025 tillsynsbegäran.docx
+++ b/tillsyn/A 36932-2025 tillsynsbegäran.docx
@@ -881,7 +881,7 @@
     <w:r>
       <w:tab/>
       <w:tab/>
-      <w:t>2025-10-31</w:t>
+      <w:t>2025-11-01</w:t>
       <w:br/>
       <w:br/>
     </w:r>

--- a/tillsyn/A 36932-2025 tillsynsbegäran.docx
+++ b/tillsyn/A 36932-2025 tillsynsbegäran.docx
@@ -881,7 +881,7 @@
     <w:r>
       <w:tab/>
       <w:tab/>
-      <w:t>2025-11-01</w:t>
+      <w:t>2025-11-02</w:t>
       <w:br/>
       <w:br/>
     </w:r>

--- a/tillsyn/A 36932-2025 tillsynsbegäran.docx
+++ b/tillsyn/A 36932-2025 tillsynsbegäran.docx
@@ -881,7 +881,7 @@
     <w:r>
       <w:tab/>
       <w:tab/>
-      <w:t>2025-11-02</w:t>
+      <w:t>2025-11-03</w:t>
       <w:br/>
       <w:br/>
     </w:r>

--- a/tillsyn/A 36932-2025 tillsynsbegäran.docx
+++ b/tillsyn/A 36932-2025 tillsynsbegäran.docx
@@ -881,7 +881,7 @@
     <w:r>
       <w:tab/>
       <w:tab/>
-      <w:t>2025-11-03</w:t>
+      <w:t>2025-11-04</w:t>
       <w:br/>
       <w:br/>
     </w:r>

--- a/tillsyn/A 36932-2025 tillsynsbegäran.docx
+++ b/tillsyn/A 36932-2025 tillsynsbegäran.docx
@@ -881,7 +881,7 @@
     <w:r>
       <w:tab/>
       <w:tab/>
-      <w:t>2025-11-04</w:t>
+      <w:t>2025-11-05</w:t>
       <w:br/>
       <w:br/>
     </w:r>

--- a/tillsyn/A 36932-2025 tillsynsbegäran.docx
+++ b/tillsyn/A 36932-2025 tillsynsbegäran.docx
@@ -881,7 +881,7 @@
     <w:r>
       <w:tab/>
       <w:tab/>
-      <w:t>2025-11-05</w:t>
+      <w:t>2025-11-06</w:t>
       <w:br/>
       <w:br/>
     </w:r>

--- a/tillsyn/A 36932-2025 tillsynsbegäran.docx
+++ b/tillsyn/A 36932-2025 tillsynsbegäran.docx
@@ -881,7 +881,7 @@
     <w:r>
       <w:tab/>
       <w:tab/>
-      <w:t>2025-11-06</w:t>
+      <w:t>2025-11-07</w:t>
       <w:br/>
       <w:br/>
     </w:r>

--- a/tillsyn/A 36932-2025 tillsynsbegäran.docx
+++ b/tillsyn/A 36932-2025 tillsynsbegäran.docx
@@ -881,7 +881,7 @@
     <w:r>
       <w:tab/>
       <w:tab/>
-      <w:t>2025-11-07</w:t>
+      <w:t>2025-11-08</w:t>
       <w:br/>
       <w:br/>
     </w:r>

--- a/tillsyn/A 36932-2025 tillsynsbegäran.docx
+++ b/tillsyn/A 36932-2025 tillsynsbegäran.docx
@@ -881,7 +881,7 @@
     <w:r>
       <w:tab/>
       <w:tab/>
-      <w:t>2025-11-08</w:t>
+      <w:t>2025-11-09</w:t>
       <w:br/>
       <w:br/>
     </w:r>

--- a/tillsyn/A 36932-2025 tillsynsbegäran.docx
+++ b/tillsyn/A 36932-2025 tillsynsbegäran.docx
@@ -881,7 +881,7 @@
     <w:r>
       <w:tab/>
       <w:tab/>
-      <w:t>2025-11-09</w:t>
+      <w:t>2025-11-10</w:t>
       <w:br/>
       <w:br/>
     </w:r>

--- a/tillsyn/A 36932-2025 tillsynsbegäran.docx
+++ b/tillsyn/A 36932-2025 tillsynsbegäran.docx
@@ -881,7 +881,7 @@
     <w:r>
       <w:tab/>
       <w:tab/>
-      <w:t>2025-11-10</w:t>
+      <w:t>2025-11-11</w:t>
       <w:br/>
       <w:br/>
     </w:r>

--- a/tillsyn/A 36932-2025 tillsynsbegäran.docx
+++ b/tillsyn/A 36932-2025 tillsynsbegäran.docx
@@ -881,7 +881,7 @@
     <w:r>
       <w:tab/>
       <w:tab/>
-      <w:t>2025-11-11</w:t>
+      <w:t>2025-11-12</w:t>
       <w:br/>
       <w:br/>
     </w:r>
